--- a/docs/cikti/2026-04/gunluk_planlar/GunlukPlan_20260402_8A_8.7.2._Elektrik_Yükl.docx
+++ b/docs/cikti/2026-04/gunluk_planlar/GunlukPlan_20260402_8A_8.7.2._Elektrik_Yükl.docx
@@ -815,7 +815,7 @@
                 <w:rFonts w:ascii="Arial" w:hAnsi="Arial"/>
                 <w:sz w:val="18"/>
               </w:rPr>
-              <w:t>Ders kitabı, beyaz tahta, kalem, projeksiyon cihazı</w:t>
+              <w:t>Ders kitabı, beyaz tahta, kalem, elektrik yüklü cisimlerin şematik resimleri</w:t>
             </w:r>
           </w:p>
         </w:tc>
@@ -961,7 +961,7 @@
                 <w:rFonts w:ascii="Arial" w:hAnsi="Arial"/>
                 <w:sz w:val="18"/>
               </w:rPr>
-              <w:t>Öğrencilere günün konusu olan 'Elektrik Yüklü Cisimler' hakkında bir giriş yapılıp, önceki bilgilerin hatırlatılması</w:t>
+              <w:t>Öğrencilere günün konusu olan 'Elektrik Yüklü Cisimler' hakkında bir soru sorarak giriş yapılır.</w:t>
             </w:r>
           </w:p>
         </w:tc>
@@ -1011,7 +1011,7 @@
                 <w:rFonts w:ascii="Arial" w:hAnsi="Arial"/>
                 <w:sz w:val="18"/>
               </w:rPr>
-              <w:t>Öğrencilere elektriklenmenin günlük hayattaki önemini ve örneklerini göstererek motivasyon sağlanması</w:t>
+              <w:t>Öğrencilere elektriklenmenin günlük hayattaki örnekleri gösterilerek motivasyon sağlanır.</w:t>
             </w:r>
           </w:p>
         </w:tc>
@@ -1061,7 +1061,7 @@
                 <w:rFonts w:ascii="Arial" w:hAnsi="Arial"/>
                 <w:sz w:val="18"/>
               </w:rPr>
-              <w:t>Ders kitabının 2. Bölüm: Elektrik Yüklü Cisimler kısmından 'Cisimlerin Sahip Oldukları Elektrik Yükleri' ve 'Topraklama' konularının işlenmesi</w:t>
+              <w:t>Ders kitabının 2. Bölüm: Elektrik Yüklü Cisimler kısmından 'Cisimlerin Sahip Oldukları Elektrik Yükleri' ve 'Topraklama' konuları işlenir.</w:t>
             </w:r>
           </w:p>
         </w:tc>
@@ -1111,7 +1111,7 @@
                 <w:rFonts w:ascii="Arial" w:hAnsi="Arial"/>
                 <w:sz w:val="18"/>
               </w:rPr>
-              <w:t>Öğrencilere 'Elektrik Yükleri ve Birbirlerine Etkileri' ve 'Elektriklenme Çeşitleri' konularında örnekler verilerek, öğrencilerin kendi aralarında tartışmaları ve fikir alışverişi yapmaları</w:t>
+              <w:t>Öğrencilere ders kitabındaki 'Elektrik Yükleri ve Birbirlerine Etkileri' ve 'Elektriklenme Çeşitleri' konularını içeren etkinlikler yaptırılır.</w:t>
             </w:r>
           </w:p>
         </w:tc>
@@ -1161,7 +1161,7 @@
                 <w:rFonts w:ascii="Arial" w:hAnsi="Arial"/>
                 <w:sz w:val="18"/>
               </w:rPr>
-              <w:t>Sınıf olarak 'Topraklama' konusunun tartışılması ve öğrencilerin düşüncelerinin paylaşılması</w:t>
+              <w:t>Öğrencilerle 'Topraklama' kavramı hakkında tartışma yapılır.</w:t>
             </w:r>
           </w:p>
         </w:tc>
@@ -1211,7 +1211,7 @@
                 <w:rFonts w:ascii="Arial" w:hAnsi="Arial"/>
                 <w:sz w:val="18"/>
               </w:rPr>
-              <w:t>Ders kitabının 'Bölüm Sonu Değerlendirmesi' kısmından soruların çözülmesi ve öğrencilerin kazanımlarının değerlendirilmesi</w:t>
+              <w:t>Ders kitabının 'Bölüm Sonu Değerlendirmesi' kısmındaki sorularla öğrencilerin kazanımları değerlendirilir.</w:t>
             </w:r>
           </w:p>
         </w:tc>
@@ -1261,7 +1261,7 @@
                 <w:rFonts w:ascii="Arial" w:hAnsi="Arial"/>
                 <w:sz w:val="18"/>
               </w:rPr>
-              <w:t>Öğrencilere günün konusu hakkında bir özet yapılıp, ev ödevi verilmesi</w:t>
+              <w:t>Öğrencilere ev ödevi olarak '6. Ünite Değerlendirme Çalışmaları' verilir ve sonraki derse hazırlanmaları istenir.</w:t>
             </w:r>
           </w:p>
         </w:tc>
@@ -1372,7 +1372,7 @@
                 <w:rFonts w:ascii="Arial" w:hAnsi="Arial"/>
                 <w:sz w:val="18"/>
               </w:rPr>
-              <w:t>Cisimleri, sahip oldukları elektrik yükleri bakımından nasıl sınıflandırırsınız? / Topraklama nedir ve neden önemlidir? / Elektriklenmenin günlük hayattaki örneklerini veriniz.</w:t>
+              <w:t>Bir cismin elektrik yükünü nasıl belirleyebiliriz? / Topraklama nedir ve neden önemlidir? / Elektriklenmenin günlük hayattaki örneklerini veriniz.</w:t>
             </w:r>
           </w:p>
         </w:tc>
@@ -1474,7 +1474,7 @@
                 <w:rFonts w:ascii="Arial" w:hAnsi="Arial"/>
                 <w:sz w:val="18"/>
               </w:rPr>
-              <w:t>Ders kitabının '6. Ünite Değerlendirme Çalışmaları' kısmından seçilen soruların çözülmesi</w:t>
+              <w:t>6. Ünite Değerlendirme Çalışmaları</w:t>
             </w:r>
           </w:p>
         </w:tc>
